--- a/Files_Мильченко/Figma_ссылка_Мильченко.docx
+++ b/Files_Мильченко/Figma_ссылка_Мильченко.docx
@@ -4,7 +4,7 @@
   <w:body>
     <w:p>
       <w:r>
-        <w:t>https://www.figma.com/design/EDUOkT8CQ2wBX6Psk0CYgD/Untitled?node-id=0-1&amp;t=1dkV01T8DCB7GouI-1</w:t>
+        <w:t>https://www.figma.com/design/EDUOkT8CQ2wBX6Psk0CYgD/Untitled?node-id=0-1&amp;t=eR1jQNu1PNGlBpHA-1</w:t>
       </w:r>
     </w:p>
     <w:sectPr>
